--- a/Tailored_CVs/Shinoy_A_P__Moller___Maersk_WMS_Implementor.docx
+++ b/Tailored_CVs/Shinoy_A_P__Moller___Maersk_WMS_Implementor.docx
@@ -70,7 +70,7 @@
           <w:b w:val="0"/>
           <w:sz w:val="19"/>
         </w:rPr>
-        <w:t>I am a QA Automation Engineer with over 8 years of experience working with complex supply chain, banking, and data systems. My background includes building scalable automation frameworks, writing SQL queries for backend validation, and collaborating closely with business and technical teams on system implementations. I hold a valid EU residence permit and am ready to start a new role in the Netherlands.</w:t>
+        <w:t>I am a QA Automation Engineer with over 8 years of experience building scalable testing frameworks and managing technical implementations for financial and supply chain clients. My background includes translating business requirements into technical solutions, validating backend data using SQL, and collaborating closely with operational teams. I hold a valid EU residence permit and am based in the Netherlands.</w:t>
       </w:r>
     </w:p>
     <w:p>
@@ -288,7 +288,7 @@
           <w:b w:val="0"/>
           <w:sz w:val="18"/>
         </w:rPr>
-        <w:t>▸ Collaborated with business and operational units to understand requirements and implement technical solutions for warehouse and financial systems.</w:t>
+        <w:t>▸ Worked with business and operational teams to gather requirements and deliver IT solutions for warehouse and supply chain management systems.</w:t>
       </w:r>
     </w:p>
     <w:p>
@@ -301,7 +301,7 @@
           <w:b w:val="0"/>
           <w:sz w:val="18"/>
         </w:rPr>
-        <w:t>▸ Executed complex Oracle SQL queries to validate massive datasets and ensure strict data integrity across backend workflows.</w:t>
+        <w:t>▸ Supported full project implementations from design and configuration through testing to golive.</w:t>
       </w:r>
     </w:p>
     <w:p>
@@ -314,7 +314,7 @@
           <w:b w:val="0"/>
           <w:sz w:val="18"/>
         </w:rPr>
-        <w:t>▸ Supported full system implementations, managed release objectives with SRE and development teams, and helped reduce defect leakage.</w:t>
+        <w:t>▸ Executed complex SQL queries to validate large datasets and ensure data integrity across backend workflows.</w:t>
       </w:r>
     </w:p>
     <w:p>
@@ -327,7 +327,7 @@
           <w:b w:val="0"/>
           <w:sz w:val="18"/>
         </w:rPr>
-        <w:t>▸ Documented standard operating procedures and trained team members on system configurations and test plans to ensure smooth deployments.</w:t>
+        <w:t>▸ Coordinated with crossfunctional teams to resolve issues, manage change requirements, and support system upgrades.</w:t>
       </w:r>
     </w:p>
     <w:p>

--- a/Tailored_CVs/Shinoy_A_P__Moller___Maersk_WMS_Implementor.docx
+++ b/Tailored_CVs/Shinoy_A_P__Moller___Maersk_WMS_Implementor.docx
@@ -70,7 +70,7 @@
           <w:b w:val="0"/>
           <w:sz w:val="19"/>
         </w:rPr>
-        <w:t>I am a QA Automation Engineer with over 8 years of experience building scalable testing frameworks and managing technical implementations for financial and supply chain clients. My background includes translating business requirements into technical solutions, validating backend data using SQL, and collaborating closely with operational teams. I hold a valid EU residence permit and am based in the Netherlands.</w:t>
+        <w:t>I am a QA automation engineer with eight years of experience supporting complex system deployments, requirement analysis, and workflow testing in financial and supply chain environments. My background includes building test automation frameworks, executing backend SQL validation, and collaborating with cross-functional teams to ensure smooth system upgrades. I bring a practical approach to troubleshooting operational issues and aligning IT solutions with business requirements.</w:t>
       </w:r>
     </w:p>
     <w:p>
@@ -288,7 +288,7 @@
           <w:b w:val="0"/>
           <w:sz w:val="18"/>
         </w:rPr>
-        <w:t>▸ Worked with business and operational teams to gather requirements and deliver IT solutions for warehouse and supply chain management systems.</w:t>
+        <w:t>▸ Collaborated with business and operational teams to gather requirements, analyze workflows, and support application and integration deployments for largescale enterprise environments.</w:t>
       </w:r>
     </w:p>
     <w:p>
@@ -301,7 +301,7 @@
           <w:b w:val="0"/>
           <w:sz w:val="18"/>
         </w:rPr>
-        <w:t>▸ Supported full project implementations from design and configuration through testing to golive.</w:t>
+        <w:t>▸ Executed complex SQL queries to validate massive datasets and ensure strict data integrity across backend workflows during system updates and migrations.</w:t>
       </w:r>
     </w:p>
     <w:p>
@@ -314,7 +314,7 @@
           <w:b w:val="0"/>
           <w:sz w:val="18"/>
         </w:rPr>
-        <w:t>▸ Executed complex SQL queries to validate large datasets and ensure data integrity across backend workflows.</w:t>
+        <w:t>▸ Created and maintained structured test plans, tracked issues using JIRA, and performed thorough verification during system deployments to maintain release stability.</w:t>
       </w:r>
     </w:p>
     <w:p>
@@ -327,7 +327,7 @@
           <w:b w:val="0"/>
           <w:sz w:val="18"/>
         </w:rPr>
-        <w:t>▸ Coordinated with crossfunctional teams to resolve issues, manage change requirements, and support system upgrades.</w:t>
+        <w:t>▸ Partnered with crossfunctional teams and stakeholders to translate business needs into clear technical testing strategies and support smooth golive phases.</w:t>
       </w:r>
     </w:p>
     <w:p>
